--- a/docs/developpement/phases/word/PHASE_58_ALLERGENES_DE_CHAQUE_PRODUIT.docx
+++ b/docs/developpement/phases/word/PHASE_58_ALLERGENES_DE_CHAQUE_PRODUIT.docx
@@ -20,7 +20,7 @@
       <w:r>
         <w:t xml:space="preserve">FlaiX Expert · dossier de développement · généré le 2026-10-19 depuis le dépôt </w:t>
       </w:r>
-      <w:hyperlink w:history="1" r:id="rIdwzyo2dcgberoiz2l8mae4">
+      <w:hyperlink w:history="1" r:id="rIdrb6e69x4vk2a9wldgzog_">
         <w:r>
           <w:rPr>
             <w:rStyle w:val="Hyperlink"/>
@@ -409,7 +409,7 @@
           <w:numId w:val="2"/>
         </w:numPr>
       </w:pPr>
-      <w:hyperlink w:history="1" r:id="rIdosrjsg-d6fxhetazq2ofv">
+      <w:hyperlink w:history="1" r:id="rIdl0hygnntxdm8ldynx5c_h">
         <w:r>
           <w:rPr>
             <w:rStyle w:val="Hyperlink"/>
@@ -457,7 +457,7 @@
       <w:r>
         <w:t xml:space="preserve"> — créé — </w:t>
       </w:r>
-      <w:hyperlink w:history="1" r:id="rIdyu9a3_rud14jyimabaxmr">
+      <w:hyperlink w:history="1" r:id="rIdhmml-dzdk7gi2gisiemej">
         <w:r>
           <w:rPr>
             <w:rStyle w:val="Hyperlink"/>
@@ -494,7 +494,7 @@
       <w:r>
         <w:t xml:space="preserve"> — créé — </w:t>
       </w:r>
-      <w:hyperlink w:history="1" r:id="rIdvt2ppcxnmx6gwuyzdrpby">
+      <w:hyperlink w:history="1" r:id="rIdgd-eudvarfxnahxk07md-">
         <w:r>
           <w:rPr>
             <w:rStyle w:val="Hyperlink"/>
@@ -531,7 +531,7 @@
       <w:r>
         <w:t xml:space="preserve"> — créé — </w:t>
       </w:r>
-      <w:hyperlink w:history="1" r:id="rIdk4mdg7lad-j8rx3s3nfcy">
+      <w:hyperlink w:history="1" r:id="rIdxtzmij4ludnxn9fry6fpb">
         <w:r>
           <w:rPr>
             <w:rStyle w:val="Hyperlink"/>
@@ -560,7 +560,7 @@
       <w:r>
         <w:t xml:space="preserve"> — modifié — </w:t>
       </w:r>
-      <w:hyperlink w:history="1" r:id="rIdb8jlqbopkv616cncrseci">
+      <w:hyperlink w:history="1" r:id="rIdtrsj_su5ceh9oe8y5vcj9">
         <w:r>
           <w:rPr>
             <w:rStyle w:val="Hyperlink"/>
@@ -589,7 +589,7 @@
       <w:r>
         <w:t xml:space="preserve"> — modifié — </w:t>
       </w:r>
-      <w:hyperlink w:history="1" r:id="rId3wfxlojgshsp33silfqxh">
+      <w:hyperlink w:history="1" r:id="rIdruorld1l-tpbekpz-u9d-">
         <w:r>
           <w:rPr>
             <w:rStyle w:val="Hyperlink"/>
@@ -618,7 +618,7 @@
       <w:r>
         <w:t xml:space="preserve"> — modifié — </w:t>
       </w:r>
-      <w:hyperlink w:history="1" r:id="rIdh-ywzm5wgb_tce-hfv607">
+      <w:hyperlink w:history="1" r:id="rId5srzkoknbm1axgf_kf-mx">
         <w:r>
           <w:rPr>
             <w:rStyle w:val="Hyperlink"/>
@@ -655,7 +655,7 @@
       <w:r>
         <w:t xml:space="preserve"> — modifié — </w:t>
       </w:r>
-      <w:hyperlink w:history="1" r:id="rIdevyc-fv-5ubvuqse-2oa7">
+      <w:hyperlink w:history="1" r:id="rIddxulnhmpl8g51kh4b4zcf">
         <w:r>
           <w:rPr>
             <w:rStyle w:val="Hyperlink"/>
@@ -692,7 +692,7 @@
       <w:r>
         <w:t xml:space="preserve"> — créé — </w:t>
       </w:r>
-      <w:hyperlink w:history="1" r:id="rIdkpklwevudtsp8kixvqroh">
+      <w:hyperlink w:history="1" r:id="rIdvdlp6xchj6aijmlpeeyla">
         <w:r>
           <w:rPr>
             <w:rStyle w:val="Hyperlink"/>
@@ -721,7 +721,7 @@
       <w:r>
         <w:t xml:space="preserve"> — créé — </w:t>
       </w:r>
-      <w:hyperlink w:history="1" r:id="rIdlmubwhdpjyuz1kvewqc79">
+      <w:hyperlink w:history="1" r:id="rIdzd_v6uwthx-srvij3qdsi">
         <w:r>
           <w:rPr>
             <w:rStyle w:val="Hyperlink"/>
@@ -750,7 +750,7 @@
       <w:r>
         <w:t xml:space="preserve"> — modifié — </w:t>
       </w:r>
-      <w:hyperlink w:history="1" r:id="rIdxsuhrojf1vbs5ex8eenoe">
+      <w:hyperlink w:history="1" r:id="rIdgcd4hwgshtyjx7rzx1ir3">
         <w:r>
           <w:rPr>
             <w:rStyle w:val="Hyperlink"/>
@@ -779,7 +779,7 @@
       <w:r>
         <w:t xml:space="preserve"> — modifié — </w:t>
       </w:r>
-      <w:hyperlink w:history="1" r:id="rIdufbyjzvf3eftrr2iqdjpd">
+      <w:hyperlink w:history="1" r:id="rIdnva6lomwnezsfkgysp7qs">
         <w:r>
           <w:rPr>
             <w:rStyle w:val="Hyperlink"/>

--- a/docs/developpement/phases/word/PHASE_58_ALLERGENES_DE_CHAQUE_PRODUIT.docx
+++ b/docs/developpement/phases/word/PHASE_58_ALLERGENES_DE_CHAQUE_PRODUIT.docx
@@ -20,7 +20,7 @@
       <w:r>
         <w:t xml:space="preserve">FlaiX Expert · dossier de développement · généré le 2026-10-19 depuis le dépôt </w:t>
       </w:r>
-      <w:hyperlink w:history="1" r:id="rIdrb6e69x4vk2a9wldgzog_">
+      <w:hyperlink w:history="1" r:id="rId75mmzlysd2rjrm4mnxjs9">
         <w:r>
           <w:rPr>
             <w:rStyle w:val="Hyperlink"/>
@@ -409,7 +409,7 @@
           <w:numId w:val="2"/>
         </w:numPr>
       </w:pPr>
-      <w:hyperlink w:history="1" r:id="rIdl0hygnntxdm8ldynx5c_h">
+      <w:hyperlink w:history="1" r:id="rIdtdkfisb49ry2l6zl6e55l">
         <w:r>
           <w:rPr>
             <w:rStyle w:val="Hyperlink"/>
@@ -457,7 +457,7 @@
       <w:r>
         <w:t xml:space="preserve"> — créé — </w:t>
       </w:r>
-      <w:hyperlink w:history="1" r:id="rIdhmml-dzdk7gi2gisiemej">
+      <w:hyperlink w:history="1" r:id="rIdkwdyftxvnnqnwn1zllpl7">
         <w:r>
           <w:rPr>
             <w:rStyle w:val="Hyperlink"/>
@@ -494,7 +494,7 @@
       <w:r>
         <w:t xml:space="preserve"> — créé — </w:t>
       </w:r>
-      <w:hyperlink w:history="1" r:id="rIdgd-eudvarfxnahxk07md-">
+      <w:hyperlink w:history="1" r:id="rIdoavyfm0dvwx0ryvswzblq">
         <w:r>
           <w:rPr>
             <w:rStyle w:val="Hyperlink"/>
@@ -531,7 +531,7 @@
       <w:r>
         <w:t xml:space="preserve"> — créé — </w:t>
       </w:r>
-      <w:hyperlink w:history="1" r:id="rIdxtzmij4ludnxn9fry6fpb">
+      <w:hyperlink w:history="1" r:id="rIdxtradcpqzu4cdwvkyzjmu">
         <w:r>
           <w:rPr>
             <w:rStyle w:val="Hyperlink"/>
@@ -560,7 +560,7 @@
       <w:r>
         <w:t xml:space="preserve"> — modifié — </w:t>
       </w:r>
-      <w:hyperlink w:history="1" r:id="rIdtrsj_su5ceh9oe8y5vcj9">
+      <w:hyperlink w:history="1" r:id="rId-0s6_ci2lib5mmnf5fkuf">
         <w:r>
           <w:rPr>
             <w:rStyle w:val="Hyperlink"/>
@@ -589,7 +589,7 @@
       <w:r>
         <w:t xml:space="preserve"> — modifié — </w:t>
       </w:r>
-      <w:hyperlink w:history="1" r:id="rIdruorld1l-tpbekpz-u9d-">
+      <w:hyperlink w:history="1" r:id="rIdpqp1wonyqvew-csvy5utx">
         <w:r>
           <w:rPr>
             <w:rStyle w:val="Hyperlink"/>
@@ -618,7 +618,7 @@
       <w:r>
         <w:t xml:space="preserve"> — modifié — </w:t>
       </w:r>
-      <w:hyperlink w:history="1" r:id="rId5srzkoknbm1axgf_kf-mx">
+      <w:hyperlink w:history="1" r:id="rIdvfjpaguxwyyledmpopycj">
         <w:r>
           <w:rPr>
             <w:rStyle w:val="Hyperlink"/>
@@ -655,7 +655,7 @@
       <w:r>
         <w:t xml:space="preserve"> — modifié — </w:t>
       </w:r>
-      <w:hyperlink w:history="1" r:id="rIddxulnhmpl8g51kh4b4zcf">
+      <w:hyperlink w:history="1" r:id="rIdardjfssfucjogbv1ymkk7">
         <w:r>
           <w:rPr>
             <w:rStyle w:val="Hyperlink"/>
@@ -692,7 +692,7 @@
       <w:r>
         <w:t xml:space="preserve"> — créé — </w:t>
       </w:r>
-      <w:hyperlink w:history="1" r:id="rIdvdlp6xchj6aijmlpeeyla">
+      <w:hyperlink w:history="1" r:id="rIdwcrqgmyuitlunqcdqpurq">
         <w:r>
           <w:rPr>
             <w:rStyle w:val="Hyperlink"/>
@@ -721,7 +721,7 @@
       <w:r>
         <w:t xml:space="preserve"> — créé — </w:t>
       </w:r>
-      <w:hyperlink w:history="1" r:id="rIdzd_v6uwthx-srvij3qdsi">
+      <w:hyperlink w:history="1" r:id="rIdumu-8nsq6v_khks1s7rf7">
         <w:r>
           <w:rPr>
             <w:rStyle w:val="Hyperlink"/>
@@ -750,7 +750,7 @@
       <w:r>
         <w:t xml:space="preserve"> — modifié — </w:t>
       </w:r>
-      <w:hyperlink w:history="1" r:id="rIdgcd4hwgshtyjx7rzx1ir3">
+      <w:hyperlink w:history="1" r:id="rIdx2hev3dcvrxtme2dkxlwp">
         <w:r>
           <w:rPr>
             <w:rStyle w:val="Hyperlink"/>
@@ -779,7 +779,7 @@
       <w:r>
         <w:t xml:space="preserve"> — modifié — </w:t>
       </w:r>
-      <w:hyperlink w:history="1" r:id="rIdnva6lomwnezsfkgysp7qs">
+      <w:hyperlink w:history="1" r:id="rIdedduvekplb2_npoh-wtgp">
         <w:r>
           <w:rPr>
             <w:rStyle w:val="Hyperlink"/>

--- a/docs/developpement/phases/word/PHASE_58_ALLERGENES_DE_CHAQUE_PRODUIT.docx
+++ b/docs/developpement/phases/word/PHASE_58_ALLERGENES_DE_CHAQUE_PRODUIT.docx
@@ -20,7 +20,7 @@
       <w:r>
         <w:t xml:space="preserve">FlaiX Expert · dossier de développement · généré le 2026-10-19 depuis le dépôt </w:t>
       </w:r>
-      <w:hyperlink w:history="1" r:id="rId75mmzlysd2rjrm4mnxjs9">
+      <w:hyperlink w:history="1" r:id="rIdie3_atxhsalcwjyik01nn">
         <w:r>
           <w:rPr>
             <w:rStyle w:val="Hyperlink"/>
@@ -409,7 +409,7 @@
           <w:numId w:val="2"/>
         </w:numPr>
       </w:pPr>
-      <w:hyperlink w:history="1" r:id="rIdtdkfisb49ry2l6zl6e55l">
+      <w:hyperlink w:history="1" r:id="rIdpukg5p-yuo-vnuihmmdww">
         <w:r>
           <w:rPr>
             <w:rStyle w:val="Hyperlink"/>
@@ -457,7 +457,7 @@
       <w:r>
         <w:t xml:space="preserve"> — créé — </w:t>
       </w:r>
-      <w:hyperlink w:history="1" r:id="rIdkwdyftxvnnqnwn1zllpl7">
+      <w:hyperlink w:history="1" r:id="rIdy2_a8cbs1jch3obqgbuh8">
         <w:r>
           <w:rPr>
             <w:rStyle w:val="Hyperlink"/>
@@ -494,7 +494,7 @@
       <w:r>
         <w:t xml:space="preserve"> — créé — </w:t>
       </w:r>
-      <w:hyperlink w:history="1" r:id="rIdoavyfm0dvwx0ryvswzblq">
+      <w:hyperlink w:history="1" r:id="rIdd3qeybrbl3k9iif-wl9xa">
         <w:r>
           <w:rPr>
             <w:rStyle w:val="Hyperlink"/>
@@ -531,7 +531,7 @@
       <w:r>
         <w:t xml:space="preserve"> — créé — </w:t>
       </w:r>
-      <w:hyperlink w:history="1" r:id="rIdxtradcpqzu4cdwvkyzjmu">
+      <w:hyperlink w:history="1" r:id="rIdbk4udln2pucahcipwmrpr">
         <w:r>
           <w:rPr>
             <w:rStyle w:val="Hyperlink"/>
@@ -560,7 +560,7 @@
       <w:r>
         <w:t xml:space="preserve"> — modifié — </w:t>
       </w:r>
-      <w:hyperlink w:history="1" r:id="rId-0s6_ci2lib5mmnf5fkuf">
+      <w:hyperlink w:history="1" r:id="rId5srdrov2bnjsb1r6hpu4y">
         <w:r>
           <w:rPr>
             <w:rStyle w:val="Hyperlink"/>
@@ -589,7 +589,7 @@
       <w:r>
         <w:t xml:space="preserve"> — modifié — </w:t>
       </w:r>
-      <w:hyperlink w:history="1" r:id="rIdpqp1wonyqvew-csvy5utx">
+      <w:hyperlink w:history="1" r:id="rIdce9yvohaxba3sufie3xma">
         <w:r>
           <w:rPr>
             <w:rStyle w:val="Hyperlink"/>
@@ -618,7 +618,7 @@
       <w:r>
         <w:t xml:space="preserve"> — modifié — </w:t>
       </w:r>
-      <w:hyperlink w:history="1" r:id="rIdvfjpaguxwyyledmpopycj">
+      <w:hyperlink w:history="1" r:id="rIda8b5rygv7vazksdnlbw4x">
         <w:r>
           <w:rPr>
             <w:rStyle w:val="Hyperlink"/>
@@ -655,7 +655,7 @@
       <w:r>
         <w:t xml:space="preserve"> — modifié — </w:t>
       </w:r>
-      <w:hyperlink w:history="1" r:id="rIdardjfssfucjogbv1ymkk7">
+      <w:hyperlink w:history="1" r:id="rIdb1yu8lbww2qiz2nilcmou">
         <w:r>
           <w:rPr>
             <w:rStyle w:val="Hyperlink"/>
@@ -692,7 +692,7 @@
       <w:r>
         <w:t xml:space="preserve"> — créé — </w:t>
       </w:r>
-      <w:hyperlink w:history="1" r:id="rIdwcrqgmyuitlunqcdqpurq">
+      <w:hyperlink w:history="1" r:id="rIdxywlhnkwm9izpgs85tr6v">
         <w:r>
           <w:rPr>
             <w:rStyle w:val="Hyperlink"/>
@@ -721,7 +721,7 @@
       <w:r>
         <w:t xml:space="preserve"> — créé — </w:t>
       </w:r>
-      <w:hyperlink w:history="1" r:id="rIdumu-8nsq6v_khks1s7rf7">
+      <w:hyperlink w:history="1" r:id="rIdkbsbmmvua7gbkvgd2nayl">
         <w:r>
           <w:rPr>
             <w:rStyle w:val="Hyperlink"/>
@@ -750,7 +750,7 @@
       <w:r>
         <w:t xml:space="preserve"> — modifié — </w:t>
       </w:r>
-      <w:hyperlink w:history="1" r:id="rIdx2hev3dcvrxtme2dkxlwp">
+      <w:hyperlink w:history="1" r:id="rId45ymgcaqfhqdluligsblr">
         <w:r>
           <w:rPr>
             <w:rStyle w:val="Hyperlink"/>
@@ -779,7 +779,7 @@
       <w:r>
         <w:t xml:space="preserve"> — modifié — </w:t>
       </w:r>
-      <w:hyperlink w:history="1" r:id="rIdedduvekplb2_npoh-wtgp">
+      <w:hyperlink w:history="1" r:id="rIdsryotyqonpe4-ddr4xzys">
         <w:r>
           <w:rPr>
             <w:rStyle w:val="Hyperlink"/>

--- a/docs/developpement/phases/word/PHASE_58_ALLERGENES_DE_CHAQUE_PRODUIT.docx
+++ b/docs/developpement/phases/word/PHASE_58_ALLERGENES_DE_CHAQUE_PRODUIT.docx
@@ -20,7 +20,7 @@
       <w:r>
         <w:t xml:space="preserve">FlaiX Expert · dossier de développement · généré le 2026-10-19 depuis le dépôt </w:t>
       </w:r>
-      <w:hyperlink w:history="1" r:id="rIdie3_atxhsalcwjyik01nn">
+      <w:hyperlink w:history="1" r:id="rIdps0udc-t2tclpd1yfqkzk">
         <w:r>
           <w:rPr>
             <w:rStyle w:val="Hyperlink"/>
@@ -409,7 +409,7 @@
           <w:numId w:val="2"/>
         </w:numPr>
       </w:pPr>
-      <w:hyperlink w:history="1" r:id="rIdpukg5p-yuo-vnuihmmdww">
+      <w:hyperlink w:history="1" r:id="rId0q_j-xj2udn5oxnl1eb9t">
         <w:r>
           <w:rPr>
             <w:rStyle w:val="Hyperlink"/>
@@ -457,7 +457,7 @@
       <w:r>
         <w:t xml:space="preserve"> — créé — </w:t>
       </w:r>
-      <w:hyperlink w:history="1" r:id="rIdy2_a8cbs1jch3obqgbuh8">
+      <w:hyperlink w:history="1" r:id="rIdbn3ghocmaim2ibg7j_4jr">
         <w:r>
           <w:rPr>
             <w:rStyle w:val="Hyperlink"/>
@@ -494,7 +494,7 @@
       <w:r>
         <w:t xml:space="preserve"> — créé — </w:t>
       </w:r>
-      <w:hyperlink w:history="1" r:id="rIdd3qeybrbl3k9iif-wl9xa">
+      <w:hyperlink w:history="1" r:id="rIdu0l9g64i2s-4z5fqeqafq">
         <w:r>
           <w:rPr>
             <w:rStyle w:val="Hyperlink"/>
@@ -531,7 +531,7 @@
       <w:r>
         <w:t xml:space="preserve"> — créé — </w:t>
       </w:r>
-      <w:hyperlink w:history="1" r:id="rIdbk4udln2pucahcipwmrpr">
+      <w:hyperlink w:history="1" r:id="rIdawjlqdrht3l-ermkekqqn">
         <w:r>
           <w:rPr>
             <w:rStyle w:val="Hyperlink"/>
@@ -560,7 +560,7 @@
       <w:r>
         <w:t xml:space="preserve"> — modifié — </w:t>
       </w:r>
-      <w:hyperlink w:history="1" r:id="rId5srdrov2bnjsb1r6hpu4y">
+      <w:hyperlink w:history="1" r:id="rIdm2yec2c9tc75aottkuu-r">
         <w:r>
           <w:rPr>
             <w:rStyle w:val="Hyperlink"/>
@@ -589,7 +589,7 @@
       <w:r>
         <w:t xml:space="preserve"> — modifié — </w:t>
       </w:r>
-      <w:hyperlink w:history="1" r:id="rIdce9yvohaxba3sufie3xma">
+      <w:hyperlink w:history="1" r:id="rId9ykqq56lvwsabpvzt18pz">
         <w:r>
           <w:rPr>
             <w:rStyle w:val="Hyperlink"/>
@@ -618,7 +618,7 @@
       <w:r>
         <w:t xml:space="preserve"> — modifié — </w:t>
       </w:r>
-      <w:hyperlink w:history="1" r:id="rIda8b5rygv7vazksdnlbw4x">
+      <w:hyperlink w:history="1" r:id="rIdsiwpftxb1geqss_8rvw_h">
         <w:r>
           <w:rPr>
             <w:rStyle w:val="Hyperlink"/>
@@ -655,7 +655,7 @@
       <w:r>
         <w:t xml:space="preserve"> — modifié — </w:t>
       </w:r>
-      <w:hyperlink w:history="1" r:id="rIdb1yu8lbww2qiz2nilcmou">
+      <w:hyperlink w:history="1" r:id="rIdr8n4gkqyw0qdso0uiy0rh">
         <w:r>
           <w:rPr>
             <w:rStyle w:val="Hyperlink"/>
@@ -692,7 +692,7 @@
       <w:r>
         <w:t xml:space="preserve"> — créé — </w:t>
       </w:r>
-      <w:hyperlink w:history="1" r:id="rIdxywlhnkwm9izpgs85tr6v">
+      <w:hyperlink w:history="1" r:id="rIdqu41oyidz8wpy37axkywx">
         <w:r>
           <w:rPr>
             <w:rStyle w:val="Hyperlink"/>
@@ -721,7 +721,7 @@
       <w:r>
         <w:t xml:space="preserve"> — créé — </w:t>
       </w:r>
-      <w:hyperlink w:history="1" r:id="rIdkbsbmmvua7gbkvgd2nayl">
+      <w:hyperlink w:history="1" r:id="rId659frpqv4img2ib3idkn0">
         <w:r>
           <w:rPr>
             <w:rStyle w:val="Hyperlink"/>
@@ -750,7 +750,7 @@
       <w:r>
         <w:t xml:space="preserve"> — modifié — </w:t>
       </w:r>
-      <w:hyperlink w:history="1" r:id="rId45ymgcaqfhqdluligsblr">
+      <w:hyperlink w:history="1" r:id="rIdjg1wdsy-au2op3c1erwoq">
         <w:r>
           <w:rPr>
             <w:rStyle w:val="Hyperlink"/>
@@ -779,7 +779,7 @@
       <w:r>
         <w:t xml:space="preserve"> — modifié — </w:t>
       </w:r>
-      <w:hyperlink w:history="1" r:id="rIdsryotyqonpe4-ddr4xzys">
+      <w:hyperlink w:history="1" r:id="rIddxw6ltdo5_tlwstzmwgqh">
         <w:r>
           <w:rPr>
             <w:rStyle w:val="Hyperlink"/>

--- a/docs/developpement/phases/word/PHASE_58_ALLERGENES_DE_CHAQUE_PRODUIT.docx
+++ b/docs/developpement/phases/word/PHASE_58_ALLERGENES_DE_CHAQUE_PRODUIT.docx
@@ -18,9 +18,9 @@
         <w:shd w:fill="F6F3FF" w:color="auto" w:val="clear"/>
       </w:pPr>
       <w:r>
-        <w:t xml:space="preserve">FlaiX Expert · dossier de développement · généré le 2026-10-19 depuis le dépôt </w:t>
-      </w:r>
-      <w:hyperlink w:history="1" r:id="rIdps0udc-t2tclpd1yfqkzk">
+        <w:t xml:space="preserve">FlaiX Expert · dossier de développement · généré le 2026-10-21 depuis le dépôt </w:t>
+      </w:r>
+      <w:hyperlink w:history="1" r:id="rIdx6pimpmddmo0ausn4qp2h">
         <w:r>
           <w:rPr>
             <w:rStyle w:val="Hyperlink"/>
@@ -409,7 +409,7 @@
           <w:numId w:val="2"/>
         </w:numPr>
       </w:pPr>
-      <w:hyperlink w:history="1" r:id="rId0q_j-xj2udn5oxnl1eb9t">
+      <w:hyperlink w:history="1" r:id="rIdh8iy03rbumkkpxcsliga1">
         <w:r>
           <w:rPr>
             <w:rStyle w:val="Hyperlink"/>
@@ -457,7 +457,7 @@
       <w:r>
         <w:t xml:space="preserve"> — créé — </w:t>
       </w:r>
-      <w:hyperlink w:history="1" r:id="rIdbn3ghocmaim2ibg7j_4jr">
+      <w:hyperlink w:history="1" r:id="rId4jctrdkq3dgyapfncciye">
         <w:r>
           <w:rPr>
             <w:rStyle w:val="Hyperlink"/>
@@ -494,7 +494,7 @@
       <w:r>
         <w:t xml:space="preserve"> — créé — </w:t>
       </w:r>
-      <w:hyperlink w:history="1" r:id="rIdu0l9g64i2s-4z5fqeqafq">
+      <w:hyperlink w:history="1" r:id="rIdgagq5gf13a5kxmz7r55s-">
         <w:r>
           <w:rPr>
             <w:rStyle w:val="Hyperlink"/>
@@ -531,7 +531,7 @@
       <w:r>
         <w:t xml:space="preserve"> — créé — </w:t>
       </w:r>
-      <w:hyperlink w:history="1" r:id="rIdawjlqdrht3l-ermkekqqn">
+      <w:hyperlink w:history="1" r:id="rIdgwajpxuntyejuxh5b4lqi">
         <w:r>
           <w:rPr>
             <w:rStyle w:val="Hyperlink"/>
@@ -560,7 +560,7 @@
       <w:r>
         <w:t xml:space="preserve"> — modifié — </w:t>
       </w:r>
-      <w:hyperlink w:history="1" r:id="rIdm2yec2c9tc75aottkuu-r">
+      <w:hyperlink w:history="1" r:id="rId2cdh-_o7evs3nmhlmkyhh">
         <w:r>
           <w:rPr>
             <w:rStyle w:val="Hyperlink"/>
@@ -589,7 +589,7 @@
       <w:r>
         <w:t xml:space="preserve"> — modifié — </w:t>
       </w:r>
-      <w:hyperlink w:history="1" r:id="rId9ykqq56lvwsabpvzt18pz">
+      <w:hyperlink w:history="1" r:id="rIdwsanzxirgz1vdvonacrif">
         <w:r>
           <w:rPr>
             <w:rStyle w:val="Hyperlink"/>
@@ -618,7 +618,7 @@
       <w:r>
         <w:t xml:space="preserve"> — modifié — </w:t>
       </w:r>
-      <w:hyperlink w:history="1" r:id="rIdsiwpftxb1geqss_8rvw_h">
+      <w:hyperlink w:history="1" r:id="rIdppn5x83wchqizkciz-3nt">
         <w:r>
           <w:rPr>
             <w:rStyle w:val="Hyperlink"/>
@@ -655,7 +655,7 @@
       <w:r>
         <w:t xml:space="preserve"> — modifié — </w:t>
       </w:r>
-      <w:hyperlink w:history="1" r:id="rIdr8n4gkqyw0qdso0uiy0rh">
+      <w:hyperlink w:history="1" r:id="rIdfhxklgjrxi5hvvhusjwsq">
         <w:r>
           <w:rPr>
             <w:rStyle w:val="Hyperlink"/>
@@ -692,7 +692,7 @@
       <w:r>
         <w:t xml:space="preserve"> — créé — </w:t>
       </w:r>
-      <w:hyperlink w:history="1" r:id="rIdqu41oyidz8wpy37axkywx">
+      <w:hyperlink w:history="1" r:id="rIdutgwu6zf15lti_51gca3i">
         <w:r>
           <w:rPr>
             <w:rStyle w:val="Hyperlink"/>
@@ -721,7 +721,7 @@
       <w:r>
         <w:t xml:space="preserve"> — créé — </w:t>
       </w:r>
-      <w:hyperlink w:history="1" r:id="rId659frpqv4img2ib3idkn0">
+      <w:hyperlink w:history="1" r:id="rIdxeffklt9zs7ij0v6vfkqi">
         <w:r>
           <w:rPr>
             <w:rStyle w:val="Hyperlink"/>
@@ -750,7 +750,7 @@
       <w:r>
         <w:t xml:space="preserve"> — modifié — </w:t>
       </w:r>
-      <w:hyperlink w:history="1" r:id="rIdjg1wdsy-au2op3c1erwoq">
+      <w:hyperlink w:history="1" r:id="rIdarnilea7hi17fcve1-vok">
         <w:r>
           <w:rPr>
             <w:rStyle w:val="Hyperlink"/>
@@ -779,7 +779,7 @@
       <w:r>
         <w:t xml:space="preserve"> — modifié — </w:t>
       </w:r>
-      <w:hyperlink w:history="1" r:id="rIddxw6ltdo5_tlwstzmwgqh">
+      <w:hyperlink w:history="1" r:id="rIdnmxvn79iwlj7rfc7cansq">
         <w:r>
           <w:rPr>
             <w:rStyle w:val="Hyperlink"/>

--- a/docs/developpement/phases/word/PHASE_58_ALLERGENES_DE_CHAQUE_PRODUIT.docx
+++ b/docs/developpement/phases/word/PHASE_58_ALLERGENES_DE_CHAQUE_PRODUIT.docx
@@ -20,7 +20,7 @@
       <w:r>
         <w:t xml:space="preserve">FlaiX Expert · dossier de développement · généré le 2026-10-21 depuis le dépôt </w:t>
       </w:r>
-      <w:hyperlink w:history="1" r:id="rIdx6pimpmddmo0ausn4qp2h">
+      <w:hyperlink w:history="1" r:id="rIdvi0wp5n2lei04kb09zpwh">
         <w:r>
           <w:rPr>
             <w:rStyle w:val="Hyperlink"/>
@@ -409,7 +409,7 @@
           <w:numId w:val="2"/>
         </w:numPr>
       </w:pPr>
-      <w:hyperlink w:history="1" r:id="rIdh8iy03rbumkkpxcsliga1">
+      <w:hyperlink w:history="1" r:id="rIdlt4sbe91kjpjmbp9qnqoa">
         <w:r>
           <w:rPr>
             <w:rStyle w:val="Hyperlink"/>
@@ -457,7 +457,7 @@
       <w:r>
         <w:t xml:space="preserve"> — créé — </w:t>
       </w:r>
-      <w:hyperlink w:history="1" r:id="rId4jctrdkq3dgyapfncciye">
+      <w:hyperlink w:history="1" r:id="rIdfz8hxdttkljzscyxtig0x">
         <w:r>
           <w:rPr>
             <w:rStyle w:val="Hyperlink"/>
@@ -494,7 +494,7 @@
       <w:r>
         <w:t xml:space="preserve"> — créé — </w:t>
       </w:r>
-      <w:hyperlink w:history="1" r:id="rIdgagq5gf13a5kxmz7r55s-">
+      <w:hyperlink w:history="1" r:id="rIdojpsfeadhzjbdmsoab9oj">
         <w:r>
           <w:rPr>
             <w:rStyle w:val="Hyperlink"/>
@@ -531,7 +531,7 @@
       <w:r>
         <w:t xml:space="preserve"> — créé — </w:t>
       </w:r>
-      <w:hyperlink w:history="1" r:id="rIdgwajpxuntyejuxh5b4lqi">
+      <w:hyperlink w:history="1" r:id="rIdqfh6evubpexynhiea1v0x">
         <w:r>
           <w:rPr>
             <w:rStyle w:val="Hyperlink"/>
@@ -560,7 +560,7 @@
       <w:r>
         <w:t xml:space="preserve"> — modifié — </w:t>
       </w:r>
-      <w:hyperlink w:history="1" r:id="rId2cdh-_o7evs3nmhlmkyhh">
+      <w:hyperlink w:history="1" r:id="rIdedtnswozido9fz0fus60s">
         <w:r>
           <w:rPr>
             <w:rStyle w:val="Hyperlink"/>
@@ -589,7 +589,7 @@
       <w:r>
         <w:t xml:space="preserve"> — modifié — </w:t>
       </w:r>
-      <w:hyperlink w:history="1" r:id="rIdwsanzxirgz1vdvonacrif">
+      <w:hyperlink w:history="1" r:id="rIdizsnucgtds_wt9h5zn8mf">
         <w:r>
           <w:rPr>
             <w:rStyle w:val="Hyperlink"/>
@@ -618,7 +618,7 @@
       <w:r>
         <w:t xml:space="preserve"> — modifié — </w:t>
       </w:r>
-      <w:hyperlink w:history="1" r:id="rIdppn5x83wchqizkciz-3nt">
+      <w:hyperlink w:history="1" r:id="rId1rbcur76nixqsnnzvpwwj">
         <w:r>
           <w:rPr>
             <w:rStyle w:val="Hyperlink"/>
@@ -655,7 +655,7 @@
       <w:r>
         <w:t xml:space="preserve"> — modifié — </w:t>
       </w:r>
-      <w:hyperlink w:history="1" r:id="rIdfhxklgjrxi5hvvhusjwsq">
+      <w:hyperlink w:history="1" r:id="rIdrlr3n9ellnsjz4btd4g60">
         <w:r>
           <w:rPr>
             <w:rStyle w:val="Hyperlink"/>
@@ -692,7 +692,7 @@
       <w:r>
         <w:t xml:space="preserve"> — créé — </w:t>
       </w:r>
-      <w:hyperlink w:history="1" r:id="rIdutgwu6zf15lti_51gca3i">
+      <w:hyperlink w:history="1" r:id="rIdhayc19lh9fmlciakzbnpb">
         <w:r>
           <w:rPr>
             <w:rStyle w:val="Hyperlink"/>
@@ -721,7 +721,7 @@
       <w:r>
         <w:t xml:space="preserve"> — créé — </w:t>
       </w:r>
-      <w:hyperlink w:history="1" r:id="rIdxeffklt9zs7ij0v6vfkqi">
+      <w:hyperlink w:history="1" r:id="rIdzd1jnilasitgycttfnfqf">
         <w:r>
           <w:rPr>
             <w:rStyle w:val="Hyperlink"/>
@@ -750,7 +750,7 @@
       <w:r>
         <w:t xml:space="preserve"> — modifié — </w:t>
       </w:r>
-      <w:hyperlink w:history="1" r:id="rIdarnilea7hi17fcve1-vok">
+      <w:hyperlink w:history="1" r:id="rIditam2ic7zxc1t-bltxqli">
         <w:r>
           <w:rPr>
             <w:rStyle w:val="Hyperlink"/>
@@ -779,7 +779,7 @@
       <w:r>
         <w:t xml:space="preserve"> — modifié — </w:t>
       </w:r>
-      <w:hyperlink w:history="1" r:id="rIdnmxvn79iwlj7rfc7cansq">
+      <w:hyperlink w:history="1" r:id="rIdkx84-iqsuxfjx2jlyv29n">
         <w:r>
           <w:rPr>
             <w:rStyle w:val="Hyperlink"/>

--- a/docs/developpement/phases/word/PHASE_58_ALLERGENES_DE_CHAQUE_PRODUIT.docx
+++ b/docs/developpement/phases/word/PHASE_58_ALLERGENES_DE_CHAQUE_PRODUIT.docx
@@ -18,9 +18,9 @@
         <w:shd w:fill="F6F3FF" w:color="auto" w:val="clear"/>
       </w:pPr>
       <w:r>
-        <w:t xml:space="preserve">FlaiX Expert · dossier de développement · généré le 2026-10-21 depuis le dépôt </w:t>
-      </w:r>
-      <w:hyperlink w:history="1" r:id="rIdvi0wp5n2lei04kb09zpwh">
+        <w:t xml:space="preserve">FlaiX Expert · dossier de développement · généré le 2026-10-23 depuis le dépôt </w:t>
+      </w:r>
+      <w:hyperlink w:history="1" r:id="rIds8tqlajrq6zcihgwpqjry">
         <w:r>
           <w:rPr>
             <w:rStyle w:val="Hyperlink"/>
@@ -409,7 +409,7 @@
           <w:numId w:val="2"/>
         </w:numPr>
       </w:pPr>
-      <w:hyperlink w:history="1" r:id="rIdlt4sbe91kjpjmbp9qnqoa">
+      <w:hyperlink w:history="1" r:id="rIdt5aavfw_v_vudew5tr_xr">
         <w:r>
           <w:rPr>
             <w:rStyle w:val="Hyperlink"/>
@@ -457,7 +457,7 @@
       <w:r>
         <w:t xml:space="preserve"> — créé — </w:t>
       </w:r>
-      <w:hyperlink w:history="1" r:id="rIdfz8hxdttkljzscyxtig0x">
+      <w:hyperlink w:history="1" r:id="rId4t5hb0roarsyggv28a0pr">
         <w:r>
           <w:rPr>
             <w:rStyle w:val="Hyperlink"/>
@@ -494,7 +494,7 @@
       <w:r>
         <w:t xml:space="preserve"> — créé — </w:t>
       </w:r>
-      <w:hyperlink w:history="1" r:id="rIdojpsfeadhzjbdmsoab9oj">
+      <w:hyperlink w:history="1" r:id="rIdmh5ym8mplmorici0zfyln">
         <w:r>
           <w:rPr>
             <w:rStyle w:val="Hyperlink"/>
@@ -531,7 +531,7 @@
       <w:r>
         <w:t xml:space="preserve"> — créé — </w:t>
       </w:r>
-      <w:hyperlink w:history="1" r:id="rIdqfh6evubpexynhiea1v0x">
+      <w:hyperlink w:history="1" r:id="rIduihyd9rwsleifxxv4v2su">
         <w:r>
           <w:rPr>
             <w:rStyle w:val="Hyperlink"/>
@@ -560,7 +560,7 @@
       <w:r>
         <w:t xml:space="preserve"> — modifié — </w:t>
       </w:r>
-      <w:hyperlink w:history="1" r:id="rIdedtnswozido9fz0fus60s">
+      <w:hyperlink w:history="1" r:id="rIdiphasb8bhy5vvgna2siaj">
         <w:r>
           <w:rPr>
             <w:rStyle w:val="Hyperlink"/>
@@ -589,7 +589,7 @@
       <w:r>
         <w:t xml:space="preserve"> — modifié — </w:t>
       </w:r>
-      <w:hyperlink w:history="1" r:id="rIdizsnucgtds_wt9h5zn8mf">
+      <w:hyperlink w:history="1" r:id="rIde_3au_abr9v0ei5yw2l3t">
         <w:r>
           <w:rPr>
             <w:rStyle w:val="Hyperlink"/>
@@ -618,7 +618,7 @@
       <w:r>
         <w:t xml:space="preserve"> — modifié — </w:t>
       </w:r>
-      <w:hyperlink w:history="1" r:id="rId1rbcur76nixqsnnzvpwwj">
+      <w:hyperlink w:history="1" r:id="rId3rglvg9_oll2om5p2p84w">
         <w:r>
           <w:rPr>
             <w:rStyle w:val="Hyperlink"/>
@@ -655,7 +655,7 @@
       <w:r>
         <w:t xml:space="preserve"> — modifié — </w:t>
       </w:r>
-      <w:hyperlink w:history="1" r:id="rIdrlr3n9ellnsjz4btd4g60">
+      <w:hyperlink w:history="1" r:id="rId8dxobe0q8a9khwwkt5abt">
         <w:r>
           <w:rPr>
             <w:rStyle w:val="Hyperlink"/>
@@ -692,7 +692,7 @@
       <w:r>
         <w:t xml:space="preserve"> — créé — </w:t>
       </w:r>
-      <w:hyperlink w:history="1" r:id="rIdhayc19lh9fmlciakzbnpb">
+      <w:hyperlink w:history="1" r:id="rId0ayuyimexwvyhuczweu5l">
         <w:r>
           <w:rPr>
             <w:rStyle w:val="Hyperlink"/>
@@ -721,7 +721,7 @@
       <w:r>
         <w:t xml:space="preserve"> — créé — </w:t>
       </w:r>
-      <w:hyperlink w:history="1" r:id="rIdzd1jnilasitgycttfnfqf">
+      <w:hyperlink w:history="1" r:id="rIdrxxzfptpzg6bzgnh6b1bw">
         <w:r>
           <w:rPr>
             <w:rStyle w:val="Hyperlink"/>
@@ -750,7 +750,7 @@
       <w:r>
         <w:t xml:space="preserve"> — modifié — </w:t>
       </w:r>
-      <w:hyperlink w:history="1" r:id="rIditam2ic7zxc1t-bltxqli">
+      <w:hyperlink w:history="1" r:id="rIdb9wj1j_cnz-oqn1xtdpgw">
         <w:r>
           <w:rPr>
             <w:rStyle w:val="Hyperlink"/>
@@ -779,7 +779,7 @@
       <w:r>
         <w:t xml:space="preserve"> — modifié — </w:t>
       </w:r>
-      <w:hyperlink w:history="1" r:id="rIdkx84-iqsuxfjx2jlyv29n">
+      <w:hyperlink w:history="1" r:id="rId2vcr3hfq9h9ba-p8jxth1">
         <w:r>
           <w:rPr>
             <w:rStyle w:val="Hyperlink"/>

--- a/docs/developpement/phases/word/PHASE_58_ALLERGENES_DE_CHAQUE_PRODUIT.docx
+++ b/docs/developpement/phases/word/PHASE_58_ALLERGENES_DE_CHAQUE_PRODUIT.docx
@@ -18,9 +18,9 @@
         <w:shd w:fill="F6F3FF" w:color="auto" w:val="clear"/>
       </w:pPr>
       <w:r>
-        <w:t xml:space="preserve">FlaiX Expert · dossier de développement · généré le 2026-10-23 depuis le dépôt </w:t>
-      </w:r>
-      <w:hyperlink w:history="1" r:id="rIds8tqlajrq6zcihgwpqjry">
+        <w:t xml:space="preserve">FlaiX Expert · dossier de développement · généré le 2026-10-24 depuis le dépôt </w:t>
+      </w:r>
+      <w:hyperlink w:history="1" r:id="rIdoil2jwigv66iv8_i3rmgk">
         <w:r>
           <w:rPr>
             <w:rStyle w:val="Hyperlink"/>
@@ -409,7 +409,7 @@
           <w:numId w:val="2"/>
         </w:numPr>
       </w:pPr>
-      <w:hyperlink w:history="1" r:id="rIdt5aavfw_v_vudew5tr_xr">
+      <w:hyperlink w:history="1" r:id="rIdimhaefv6vnwhq7hvpswz7">
         <w:r>
           <w:rPr>
             <w:rStyle w:val="Hyperlink"/>
@@ -457,7 +457,7 @@
       <w:r>
         <w:t xml:space="preserve"> — créé — </w:t>
       </w:r>
-      <w:hyperlink w:history="1" r:id="rId4t5hb0roarsyggv28a0pr">
+      <w:hyperlink w:history="1" r:id="rIdgdyw7y2pahsiesmonmhpx">
         <w:r>
           <w:rPr>
             <w:rStyle w:val="Hyperlink"/>
@@ -494,7 +494,7 @@
       <w:r>
         <w:t xml:space="preserve"> — créé — </w:t>
       </w:r>
-      <w:hyperlink w:history="1" r:id="rIdmh5ym8mplmorici0zfyln">
+      <w:hyperlink w:history="1" r:id="rIdcyhanrol9rzxlwe_tgisu">
         <w:r>
           <w:rPr>
             <w:rStyle w:val="Hyperlink"/>
@@ -531,7 +531,7 @@
       <w:r>
         <w:t xml:space="preserve"> — créé — </w:t>
       </w:r>
-      <w:hyperlink w:history="1" r:id="rIduihyd9rwsleifxxv4v2su">
+      <w:hyperlink w:history="1" r:id="rIdcduw0kfsrstwbznu2v0pz">
         <w:r>
           <w:rPr>
             <w:rStyle w:val="Hyperlink"/>
@@ -560,7 +560,7 @@
       <w:r>
         <w:t xml:space="preserve"> — modifié — </w:t>
       </w:r>
-      <w:hyperlink w:history="1" r:id="rIdiphasb8bhy5vvgna2siaj">
+      <w:hyperlink w:history="1" r:id="rIdzfxou2orjithywx9r-huy">
         <w:r>
           <w:rPr>
             <w:rStyle w:val="Hyperlink"/>
@@ -589,7 +589,7 @@
       <w:r>
         <w:t xml:space="preserve"> — modifié — </w:t>
       </w:r>
-      <w:hyperlink w:history="1" r:id="rIde_3au_abr9v0ei5yw2l3t">
+      <w:hyperlink w:history="1" r:id="rIdt1z4w0swfboprmtzdkksy">
         <w:r>
           <w:rPr>
             <w:rStyle w:val="Hyperlink"/>
@@ -618,7 +618,7 @@
       <w:r>
         <w:t xml:space="preserve"> — modifié — </w:t>
       </w:r>
-      <w:hyperlink w:history="1" r:id="rId3rglvg9_oll2om5p2p84w">
+      <w:hyperlink w:history="1" r:id="rIdw-xsfxckodydhmbero6cy">
         <w:r>
           <w:rPr>
             <w:rStyle w:val="Hyperlink"/>
@@ -655,7 +655,7 @@
       <w:r>
         <w:t xml:space="preserve"> — modifié — </w:t>
       </w:r>
-      <w:hyperlink w:history="1" r:id="rId8dxobe0q8a9khwwkt5abt">
+      <w:hyperlink w:history="1" r:id="rId2exsk92sjax0zznufne_-">
         <w:r>
           <w:rPr>
             <w:rStyle w:val="Hyperlink"/>
@@ -692,7 +692,7 @@
       <w:r>
         <w:t xml:space="preserve"> — créé — </w:t>
       </w:r>
-      <w:hyperlink w:history="1" r:id="rId0ayuyimexwvyhuczweu5l">
+      <w:hyperlink w:history="1" r:id="rIdbypjnz-omytnbgiwvcpfg">
         <w:r>
           <w:rPr>
             <w:rStyle w:val="Hyperlink"/>
@@ -721,7 +721,7 @@
       <w:r>
         <w:t xml:space="preserve"> — créé — </w:t>
       </w:r>
-      <w:hyperlink w:history="1" r:id="rIdrxxzfptpzg6bzgnh6b1bw">
+      <w:hyperlink w:history="1" r:id="rIdcthw6ssjqisj1gflikgp7">
         <w:r>
           <w:rPr>
             <w:rStyle w:val="Hyperlink"/>
@@ -750,7 +750,7 @@
       <w:r>
         <w:t xml:space="preserve"> — modifié — </w:t>
       </w:r>
-      <w:hyperlink w:history="1" r:id="rIdb9wj1j_cnz-oqn1xtdpgw">
+      <w:hyperlink w:history="1" r:id="rIdeqwmhbva3sjncjk9u4u61">
         <w:r>
           <w:rPr>
             <w:rStyle w:val="Hyperlink"/>
@@ -779,7 +779,7 @@
       <w:r>
         <w:t xml:space="preserve"> — modifié — </w:t>
       </w:r>
-      <w:hyperlink w:history="1" r:id="rId2vcr3hfq9h9ba-p8jxth1">
+      <w:hyperlink w:history="1" r:id="rIdqkgrswnosfkkzpk8r_9kt">
         <w:r>
           <w:rPr>
             <w:rStyle w:val="Hyperlink"/>

--- a/docs/developpement/phases/word/PHASE_58_ALLERGENES_DE_CHAQUE_PRODUIT.docx
+++ b/docs/developpement/phases/word/PHASE_58_ALLERGENES_DE_CHAQUE_PRODUIT.docx
@@ -18,9 +18,9 @@
         <w:shd w:fill="F6F3FF" w:color="auto" w:val="clear"/>
       </w:pPr>
       <w:r>
-        <w:t xml:space="preserve">FlaiX Expert · dossier de développement · généré le 2026-10-24 depuis le dépôt </w:t>
-      </w:r>
-      <w:hyperlink w:history="1" r:id="rIdoil2jwigv66iv8_i3rmgk">
+        <w:t xml:space="preserve">FlaiX Expert · dossier de développement · généré le 2026-10-25 depuis le dépôt </w:t>
+      </w:r>
+      <w:hyperlink w:history="1" r:id="rIdxvqkszmbftcgdeyw8kk1g">
         <w:r>
           <w:rPr>
             <w:rStyle w:val="Hyperlink"/>
@@ -409,7 +409,7 @@
           <w:numId w:val="2"/>
         </w:numPr>
       </w:pPr>
-      <w:hyperlink w:history="1" r:id="rIdimhaefv6vnwhq7hvpswz7">
+      <w:hyperlink w:history="1" r:id="rId1ewqhnl1chtswbypatwy2">
         <w:r>
           <w:rPr>
             <w:rStyle w:val="Hyperlink"/>
@@ -457,7 +457,7 @@
       <w:r>
         <w:t xml:space="preserve"> — créé — </w:t>
       </w:r>
-      <w:hyperlink w:history="1" r:id="rIdgdyw7y2pahsiesmonmhpx">
+      <w:hyperlink w:history="1" r:id="rIdqgrjnu-liq3-lq5qfgct6">
         <w:r>
           <w:rPr>
             <w:rStyle w:val="Hyperlink"/>
@@ -494,7 +494,7 @@
       <w:r>
         <w:t xml:space="preserve"> — créé — </w:t>
       </w:r>
-      <w:hyperlink w:history="1" r:id="rIdcyhanrol9rzxlwe_tgisu">
+      <w:hyperlink w:history="1" r:id="rIdjiw3vixmgc_f_7s22uajg">
         <w:r>
           <w:rPr>
             <w:rStyle w:val="Hyperlink"/>
@@ -531,7 +531,7 @@
       <w:r>
         <w:t xml:space="preserve"> — créé — </w:t>
       </w:r>
-      <w:hyperlink w:history="1" r:id="rIdcduw0kfsrstwbznu2v0pz">
+      <w:hyperlink w:history="1" r:id="rIdys0hqfjuzujxpctfq0dkt">
         <w:r>
           <w:rPr>
             <w:rStyle w:val="Hyperlink"/>
@@ -560,7 +560,7 @@
       <w:r>
         <w:t xml:space="preserve"> — modifié — </w:t>
       </w:r>
-      <w:hyperlink w:history="1" r:id="rIdzfxou2orjithywx9r-huy">
+      <w:hyperlink w:history="1" r:id="rIdwcnfnxqazb9bv7kefw9ea">
         <w:r>
           <w:rPr>
             <w:rStyle w:val="Hyperlink"/>
@@ -589,7 +589,7 @@
       <w:r>
         <w:t xml:space="preserve"> — modifié — </w:t>
       </w:r>
-      <w:hyperlink w:history="1" r:id="rIdt1z4w0swfboprmtzdkksy">
+      <w:hyperlink w:history="1" r:id="rIdr4a7j6fiolnrtura0d8xs">
         <w:r>
           <w:rPr>
             <w:rStyle w:val="Hyperlink"/>
@@ -618,7 +618,7 @@
       <w:r>
         <w:t xml:space="preserve"> — modifié — </w:t>
       </w:r>
-      <w:hyperlink w:history="1" r:id="rIdw-xsfxckodydhmbero6cy">
+      <w:hyperlink w:history="1" r:id="rIdqnzty83yeiu1tzhgfzj55">
         <w:r>
           <w:rPr>
             <w:rStyle w:val="Hyperlink"/>
@@ -655,7 +655,7 @@
       <w:r>
         <w:t xml:space="preserve"> — modifié — </w:t>
       </w:r>
-      <w:hyperlink w:history="1" r:id="rId2exsk92sjax0zznufne_-">
+      <w:hyperlink w:history="1" r:id="rIdm_pe6khis63az9twptbpj">
         <w:r>
           <w:rPr>
             <w:rStyle w:val="Hyperlink"/>
@@ -692,7 +692,7 @@
       <w:r>
         <w:t xml:space="preserve"> — créé — </w:t>
       </w:r>
-      <w:hyperlink w:history="1" r:id="rIdbypjnz-omytnbgiwvcpfg">
+      <w:hyperlink w:history="1" r:id="rIdzpg2ivapc1ksuipgwvzj0">
         <w:r>
           <w:rPr>
             <w:rStyle w:val="Hyperlink"/>
@@ -721,7 +721,7 @@
       <w:r>
         <w:t xml:space="preserve"> — créé — </w:t>
       </w:r>
-      <w:hyperlink w:history="1" r:id="rIdcthw6ssjqisj1gflikgp7">
+      <w:hyperlink w:history="1" r:id="rIdnli1_innu7_xgbipco3_8">
         <w:r>
           <w:rPr>
             <w:rStyle w:val="Hyperlink"/>
@@ -750,7 +750,7 @@
       <w:r>
         <w:t xml:space="preserve"> — modifié — </w:t>
       </w:r>
-      <w:hyperlink w:history="1" r:id="rIdeqwmhbva3sjncjk9u4u61">
+      <w:hyperlink w:history="1" r:id="rIdwl-pvn5hxasgl87d7xa8h">
         <w:r>
           <w:rPr>
             <w:rStyle w:val="Hyperlink"/>
@@ -779,7 +779,7 @@
       <w:r>
         <w:t xml:space="preserve"> — modifié — </w:t>
       </w:r>
-      <w:hyperlink w:history="1" r:id="rIdqkgrswnosfkkzpk8r_9kt">
+      <w:hyperlink w:history="1" r:id="rIdr0g19e0unv0fkhd8urzvs">
         <w:r>
           <w:rPr>
             <w:rStyle w:val="Hyperlink"/>

--- a/docs/developpement/phases/word/PHASE_58_ALLERGENES_DE_CHAQUE_PRODUIT.docx
+++ b/docs/developpement/phases/word/PHASE_58_ALLERGENES_DE_CHAQUE_PRODUIT.docx
@@ -20,7 +20,7 @@
       <w:r>
         <w:t xml:space="preserve">FlaiX Expert · dossier de développement · généré le 2026-10-25 depuis le dépôt </w:t>
       </w:r>
-      <w:hyperlink w:history="1" r:id="rIdxvqkszmbftcgdeyw8kk1g">
+      <w:hyperlink w:history="1" r:id="rId7jutsll_fiwpvtgpduwoq">
         <w:r>
           <w:rPr>
             <w:rStyle w:val="Hyperlink"/>
@@ -409,7 +409,7 @@
           <w:numId w:val="2"/>
         </w:numPr>
       </w:pPr>
-      <w:hyperlink w:history="1" r:id="rId1ewqhnl1chtswbypatwy2">
+      <w:hyperlink w:history="1" r:id="rIdj_bujbgt4i2c170miacim">
         <w:r>
           <w:rPr>
             <w:rStyle w:val="Hyperlink"/>
@@ -457,7 +457,7 @@
       <w:r>
         <w:t xml:space="preserve"> — créé — </w:t>
       </w:r>
-      <w:hyperlink w:history="1" r:id="rIdqgrjnu-liq3-lq5qfgct6">
+      <w:hyperlink w:history="1" r:id="rIdwr6aimfblqfi8s6eaqmmg">
         <w:r>
           <w:rPr>
             <w:rStyle w:val="Hyperlink"/>
@@ -494,7 +494,7 @@
       <w:r>
         <w:t xml:space="preserve"> — créé — </w:t>
       </w:r>
-      <w:hyperlink w:history="1" r:id="rIdjiw3vixmgc_f_7s22uajg">
+      <w:hyperlink w:history="1" r:id="rIdduw3a55sqz8symadxev7a">
         <w:r>
           <w:rPr>
             <w:rStyle w:val="Hyperlink"/>
@@ -531,7 +531,7 @@
       <w:r>
         <w:t xml:space="preserve"> — créé — </w:t>
       </w:r>
-      <w:hyperlink w:history="1" r:id="rIdys0hqfjuzujxpctfq0dkt">
+      <w:hyperlink w:history="1" r:id="rIdowqel8ufm8lrbfvbk0fou">
         <w:r>
           <w:rPr>
             <w:rStyle w:val="Hyperlink"/>
@@ -560,7 +560,7 @@
       <w:r>
         <w:t xml:space="preserve"> — modifié — </w:t>
       </w:r>
-      <w:hyperlink w:history="1" r:id="rIdwcnfnxqazb9bv7kefw9ea">
+      <w:hyperlink w:history="1" r:id="rId3pclz4tq9wn38uoccoukk">
         <w:r>
           <w:rPr>
             <w:rStyle w:val="Hyperlink"/>
@@ -589,7 +589,7 @@
       <w:r>
         <w:t xml:space="preserve"> — modifié — </w:t>
       </w:r>
-      <w:hyperlink w:history="1" r:id="rIdr4a7j6fiolnrtura0d8xs">
+      <w:hyperlink w:history="1" r:id="rIdo4q3peqm5kmnsfgrnbjrq">
         <w:r>
           <w:rPr>
             <w:rStyle w:val="Hyperlink"/>
@@ -618,7 +618,7 @@
       <w:r>
         <w:t xml:space="preserve"> — modifié — </w:t>
       </w:r>
-      <w:hyperlink w:history="1" r:id="rIdqnzty83yeiu1tzhgfzj55">
+      <w:hyperlink w:history="1" r:id="rIdxbzqmycwbbelicjatfiqt">
         <w:r>
           <w:rPr>
             <w:rStyle w:val="Hyperlink"/>
@@ -655,7 +655,7 @@
       <w:r>
         <w:t xml:space="preserve"> — modifié — </w:t>
       </w:r>
-      <w:hyperlink w:history="1" r:id="rIdm_pe6khis63az9twptbpj">
+      <w:hyperlink w:history="1" r:id="rIduxtj-3xcbpzz_qbyrq2tz">
         <w:r>
           <w:rPr>
             <w:rStyle w:val="Hyperlink"/>
@@ -692,7 +692,7 @@
       <w:r>
         <w:t xml:space="preserve"> — créé — </w:t>
       </w:r>
-      <w:hyperlink w:history="1" r:id="rIdzpg2ivapc1ksuipgwvzj0">
+      <w:hyperlink w:history="1" r:id="rIdduxd3phcpbwdmdxiw5gse">
         <w:r>
           <w:rPr>
             <w:rStyle w:val="Hyperlink"/>
@@ -721,7 +721,7 @@
       <w:r>
         <w:t xml:space="preserve"> — créé — </w:t>
       </w:r>
-      <w:hyperlink w:history="1" r:id="rIdnli1_innu7_xgbipco3_8">
+      <w:hyperlink w:history="1" r:id="rIdnz53t1f27daz2n04nmnem">
         <w:r>
           <w:rPr>
             <w:rStyle w:val="Hyperlink"/>
@@ -750,7 +750,7 @@
       <w:r>
         <w:t xml:space="preserve"> — modifié — </w:t>
       </w:r>
-      <w:hyperlink w:history="1" r:id="rIdwl-pvn5hxasgl87d7xa8h">
+      <w:hyperlink w:history="1" r:id="rIdxxb1isbr-c8vavshfrwyt">
         <w:r>
           <w:rPr>
             <w:rStyle w:val="Hyperlink"/>
@@ -779,7 +779,7 @@
       <w:r>
         <w:t xml:space="preserve"> — modifié — </w:t>
       </w:r>
-      <w:hyperlink w:history="1" r:id="rIdr0g19e0unv0fkhd8urzvs">
+      <w:hyperlink w:history="1" r:id="rId7hweisdm4g3mbjhzz1aj3">
         <w:r>
           <w:rPr>
             <w:rStyle w:val="Hyperlink"/>

--- a/docs/developpement/phases/word/PHASE_58_ALLERGENES_DE_CHAQUE_PRODUIT.docx
+++ b/docs/developpement/phases/word/PHASE_58_ALLERGENES_DE_CHAQUE_PRODUIT.docx
@@ -20,7 +20,7 @@
       <w:r>
         <w:t xml:space="preserve">FlaiX Expert · dossier de développement · généré le 2026-10-25 depuis le dépôt </w:t>
       </w:r>
-      <w:hyperlink w:history="1" r:id="rId7jutsll_fiwpvtgpduwoq">
+      <w:hyperlink w:history="1" r:id="rIdo1dpd7mpaeswnslg2ofam">
         <w:r>
           <w:rPr>
             <w:rStyle w:val="Hyperlink"/>
@@ -409,7 +409,7 @@
           <w:numId w:val="2"/>
         </w:numPr>
       </w:pPr>
-      <w:hyperlink w:history="1" r:id="rIdj_bujbgt4i2c170miacim">
+      <w:hyperlink w:history="1" r:id="rIdzhnqsbk7cz9cjpxpzffrm">
         <w:r>
           <w:rPr>
             <w:rStyle w:val="Hyperlink"/>
@@ -457,7 +457,7 @@
       <w:r>
         <w:t xml:space="preserve"> — créé — </w:t>
       </w:r>
-      <w:hyperlink w:history="1" r:id="rIdwr6aimfblqfi8s6eaqmmg">
+      <w:hyperlink w:history="1" r:id="rIdxr4twc1cyblvcavzo2w5j">
         <w:r>
           <w:rPr>
             <w:rStyle w:val="Hyperlink"/>
@@ -494,7 +494,7 @@
       <w:r>
         <w:t xml:space="preserve"> — créé — </w:t>
       </w:r>
-      <w:hyperlink w:history="1" r:id="rIdduw3a55sqz8symadxev7a">
+      <w:hyperlink w:history="1" r:id="rIdk_cyrle3h-wcwtpryvsaj">
         <w:r>
           <w:rPr>
             <w:rStyle w:val="Hyperlink"/>
@@ -531,7 +531,7 @@
       <w:r>
         <w:t xml:space="preserve"> — créé — </w:t>
       </w:r>
-      <w:hyperlink w:history="1" r:id="rIdowqel8ufm8lrbfvbk0fou">
+      <w:hyperlink w:history="1" r:id="rIdjtaflbqj69jwrw50wqpid">
         <w:r>
           <w:rPr>
             <w:rStyle w:val="Hyperlink"/>
@@ -560,7 +560,7 @@
       <w:r>
         <w:t xml:space="preserve"> — modifié — </w:t>
       </w:r>
-      <w:hyperlink w:history="1" r:id="rId3pclz4tq9wn38uoccoukk">
+      <w:hyperlink w:history="1" r:id="rIdnwuvapw68pqrr1rlidub0">
         <w:r>
           <w:rPr>
             <w:rStyle w:val="Hyperlink"/>
@@ -589,7 +589,7 @@
       <w:r>
         <w:t xml:space="preserve"> — modifié — </w:t>
       </w:r>
-      <w:hyperlink w:history="1" r:id="rIdo4q3peqm5kmnsfgrnbjrq">
+      <w:hyperlink w:history="1" r:id="rIdzewyx3hcuhcr74pi7zziv">
         <w:r>
           <w:rPr>
             <w:rStyle w:val="Hyperlink"/>
@@ -618,7 +618,7 @@
       <w:r>
         <w:t xml:space="preserve"> — modifié — </w:t>
       </w:r>
-      <w:hyperlink w:history="1" r:id="rIdxbzqmycwbbelicjatfiqt">
+      <w:hyperlink w:history="1" r:id="rIdso6m-pthdtftbmgvmqnz9">
         <w:r>
           <w:rPr>
             <w:rStyle w:val="Hyperlink"/>
@@ -655,7 +655,7 @@
       <w:r>
         <w:t xml:space="preserve"> — modifié — </w:t>
       </w:r>
-      <w:hyperlink w:history="1" r:id="rIduxtj-3xcbpzz_qbyrq2tz">
+      <w:hyperlink w:history="1" r:id="rIdke6ppvb64nqrpcsmuaudu">
         <w:r>
           <w:rPr>
             <w:rStyle w:val="Hyperlink"/>
@@ -692,7 +692,7 @@
       <w:r>
         <w:t xml:space="preserve"> — créé — </w:t>
       </w:r>
-      <w:hyperlink w:history="1" r:id="rIdduxd3phcpbwdmdxiw5gse">
+      <w:hyperlink w:history="1" r:id="rIdjhk1mlsz6j1p6zxdqobt-">
         <w:r>
           <w:rPr>
             <w:rStyle w:val="Hyperlink"/>
@@ -721,7 +721,7 @@
       <w:r>
         <w:t xml:space="preserve"> — créé — </w:t>
       </w:r>
-      <w:hyperlink w:history="1" r:id="rIdnz53t1f27daz2n04nmnem">
+      <w:hyperlink w:history="1" r:id="rIdnr0lmif6kou4ph7i-ely5">
         <w:r>
           <w:rPr>
             <w:rStyle w:val="Hyperlink"/>
@@ -750,7 +750,7 @@
       <w:r>
         <w:t xml:space="preserve"> — modifié — </w:t>
       </w:r>
-      <w:hyperlink w:history="1" r:id="rIdxxb1isbr-c8vavshfrwyt">
+      <w:hyperlink w:history="1" r:id="rIdppydwxq8c9jlyogrjheao">
         <w:r>
           <w:rPr>
             <w:rStyle w:val="Hyperlink"/>
@@ -779,7 +779,7 @@
       <w:r>
         <w:t xml:space="preserve"> — modifié — </w:t>
       </w:r>
-      <w:hyperlink w:history="1" r:id="rId7hweisdm4g3mbjhzz1aj3">
+      <w:hyperlink w:history="1" r:id="rIdfzfew81rxycdpbebcvlwh">
         <w:r>
           <w:rPr>
             <w:rStyle w:val="Hyperlink"/>
